--- a/outputs/weekly/2026-W35_當週鐵人新知與文章整理_中文版.docx
+++ b/outputs/weekly/2026-W35_當週鐵人新知與文章整理_中文版.docx
@@ -27,7 +27,7 @@
           <w:color w:val="555555"/>
           <w:sz w:val="19"/>
         </w:rPr>
-        <w:t>彙整時間：2026-08-23 20:59:10　｜　時間範圍：過去 7 天</w:t>
+        <w:t>彙整時間：2026-08-24 11:31:41　｜　時間範圍：過去 7 天</w:t>
         <w:br/>
         <w:t>來源網站：Slowtwitch, Triathlete, 220 Triathlon, TrainingPeaks, Joe Friel (已翻譯為繁體中文)</w:t>
       </w:r>
@@ -542,7 +542,7 @@
           <w:color w:val="333333"/>
           <w:sz w:val="19"/>
         </w:rPr>
-        <w:t>1. 我們了解鐵人三項和碎石賽的最新消息；</w:t>
+        <w:t>1. We catch up on the latest news from triathlon and gravel racing；</w:t>
       </w:r>
     </w:p>
     <w:p>
@@ -558,7 +558,7 @@
           <w:color w:val="333333"/>
           <w:sz w:val="19"/>
         </w:rPr>
-        <w:t>2. 我們注意到的帖子：West 和 Alexander 贏得 IRONMAN 70；</w:t>
+        <w:t>2. The post We Noticed: West and Alexander Win IRONMAN 70；</w:t>
       </w:r>
     </w:p>
     <w:p>
@@ -574,7 +574,7 @@
           <w:color w:val="333333"/>
           <w:sz w:val="19"/>
         </w:rPr>
-        <w:t>3. 3 NorCal、另一場 IRONMAN 游泳取消以及更多內容首次出現在 Slowtwitch Ne。</w:t>
+        <w:t>3. 3 NorCal, Another IRONMAN Swim Cancelled and More first appeared on Slowtwitch Ne。</w:t>
       </w:r>
     </w:p>
     <w:p>
@@ -1193,7 +1193,7 @@
           <w:color w:val="333333"/>
           <w:sz w:val="19"/>
         </w:rPr>
-        <w:t>1. 實際上的新內容 除了大輪胎尺寸和所謂的 Easy-Fit 之外，其餘部分都是相同的；</w:t>
+        <w:t>1. Whats Actually New Outside of the big tire size and whats been dubbed Easy-Fit, the rest is the same；</w:t>
       </w:r>
     </w:p>
     <w:p>
@@ -1209,7 +1209,7 @@
           <w:color w:val="333333"/>
           <w:sz w:val="19"/>
         </w:rPr>
-        <w:t>2. 它仍然是一款手工製作的真空胎 (H-TLR)，具有相同的 260；</w:t>
+        <w:t>2. Its still a handmade tubeless ready (H-TLR), with the same 260；</w:t>
       </w:r>
     </w:p>
     <w:p>
@@ -1225,7 +1225,7 @@
           <w:color w:val="333333"/>
           <w:sz w:val="19"/>
         </w:rPr>
-        <w:t>3. 後期挑戰變大：。</w:t>
+        <w:t>3. The post Challenge Goes Big: The。</w:t>
       </w:r>
     </w:p>
     <w:p>
@@ -1299,7 +1299,7 @@
           <w:color w:val="333333"/>
           <w:sz w:val="19"/>
         </w:rPr>
-        <w:t>1. 想全心投入越野鐵人三項嗎；</w:t>
+        <w:t>1. Want to go full send into off-road triathlon；</w:t>
       </w:r>
     </w:p>
     <w:p>
@@ -1315,7 +1315,7 @@
           <w:color w:val="333333"/>
           <w:sz w:val="19"/>
         </w:rPr>
-        <w:t>2. 從手工建造的森林單道到高山自行車公園下坡，這十個 XTERRA 課程將向您展示山地自行車可以帶您走多遠（以及多快）；</w:t>
+        <w:t>2. From hand-built forest singletrack to alpine bike-park descents, these ten XTERRA courses will show how far (and how fast) a mountain bike can take you；</w:t>
       </w:r>
     </w:p>
     <w:p>
@@ -1405,7 +1405,7 @@
           <w:color w:val="333333"/>
           <w:sz w:val="19"/>
         </w:rPr>
-        <w:t>1. 安德烈杜里茨 (André Du Rietz) 拒絕在卡爾馬參加《DNF》——即使這意味著將跑步變成超級馬拉松；</w:t>
+        <w:t>1. André Du Rietz refused to DNF in Kalmar — even if it meant turning the run into an ultramarathon；</w:t>
       </w:r>
     </w:p>
     <w:p>
@@ -1421,7 +1421,7 @@
           <w:color w:val="333333"/>
           <w:sz w:val="19"/>
         </w:rPr>
-        <w:t>2. 這篇文章在 IRONMAN 卡爾瑪的馬拉松賽前與自行車跑了 21 英里的人首次出現；</w:t>
+        <w:t>2. The post Meet the Man Who Ran 21 Miles with His Bike Before the Marathon at IRONMAN Kalmar first appear；</w:t>
       </w:r>
     </w:p>
     <w:p>
@@ -1511,7 +1511,7 @@
           <w:color w:val="333333"/>
           <w:sz w:val="19"/>
         </w:rPr>
-        <w:t>1. 為了為您的鐵人三項運動帶來動力，明智的做法是在您的鐵人三項裝備包中準​​備一些輕便的特定比賽日鞋；</w:t>
+        <w:t>1. 為了為您的鐵人三項運動帶來動力，明智的做法是在您的鐵人三項裝備包中準​​備一些輕便的比賽日專用鞋；</w:t>
       </w:r>
     </w:p>
     <w:p>
@@ -1617,7 +1617,7 @@
           <w:color w:val="333333"/>
           <w:sz w:val="19"/>
         </w:rPr>
-        <w:t>1. 您已經訓練了幾個月，希望得到您努力工作的證據；</w:t>
+        <w:t>1. You’ve been training for months and want evidence of your hard work；</w:t>
       </w:r>
     </w:p>
     <w:p>
@@ -1633,7 +1633,7 @@
           <w:color w:val="333333"/>
           <w:sz w:val="19"/>
         </w:rPr>
-        <w:t>2. 以下是如何測試您在特定努力程度下的配速、速度和耐力，以準確衡量您的健身進度；</w:t>
+        <w:t>2. Here's how to test your pace, speed, and endurance at specific effort levels to accurately gauge your fitness progress；</w:t>
       </w:r>
     </w:p>
     <w:p>
@@ -1649,7 +1649,7 @@
           <w:color w:val="333333"/>
           <w:sz w:val="19"/>
         </w:rPr>
-        <w:t>3. 提供鐵人三項選手在實務備賽、運動防傷與體能恢復上的具體應用指導。。</w:t>
+        <w:t>3. Read the fu。</w:t>
       </w:r>
     </w:p>
     <w:p>
@@ -1738,7 +1738,7 @@
           <w:color w:val="333333"/>
           <w:sz w:val="19"/>
         </w:rPr>
-        <w:t>1. 露絲·克羅夫特 (Ruth Croft) 和教練斯科特·約翰斯頓 (Scott Johnston) 揭示了速降訓練、負重攀爬和力量訓練如何幫助她做好衛冕 UTMB 冠軍的準備；</w:t>
+        <w:t>1. Ruth Croft and coach Scott Johnston reveal how downhill-specific sessions, weighted climbs, and strength work are preparing her to defend her UTMB title；</w:t>
       </w:r>
     </w:p>
     <w:p>
@@ -1754,7 +1754,7 @@
           <w:color w:val="333333"/>
           <w:sz w:val="19"/>
         </w:rPr>
-        <w:t>2. 露絲·克羅夫特如何改變她的訓練的帖子；</w:t>
+        <w:t>2. The post How Ruth Croft Changed Her Training t；</w:t>
       </w:r>
     </w:p>
     <w:p>
@@ -1950,7 +1950,7 @@
           <w:color w:val="333333"/>
           <w:sz w:val="19"/>
         </w:rPr>
-        <w:t>1. 是時候改變你對「恐懼磨坊」的看法了；</w:t>
+        <w:t>1. It's time to flip your perspective on the "dreadmill；</w:t>
       </w:r>
     </w:p>
     <w:p>
@@ -1966,7 +1966,7 @@
           <w:color w:val="333333"/>
           <w:sz w:val="19"/>
         </w:rPr>
-        <w:t>2. 它提供舒適性、安全性、傷害預防以及提高速度的能力；</w:t>
+        <w:t>2. " It offers comfort, safety, injury prevention, and the ability to build your speed；</w:t>
       </w:r>
     </w:p>
     <w:p>
@@ -1982,7 +1982,7 @@
           <w:color w:val="333333"/>
           <w:sz w:val="19"/>
         </w:rPr>
-        <w:t>3. 閱讀全文：跑步機跑步的好處。</w:t>
+        <w:t>3. Read the full article at The Upside of Treadmill Running to I。</w:t>
       </w:r>
     </w:p>
     <w:p>
@@ -2056,7 +2056,7 @@
           <w:color w:val="333333"/>
           <w:sz w:val="19"/>
         </w:rPr>
-        <w:t>1. 十七年過去了，GOODLIFE Nutrition 舉辦的 Lauf Gravel Worlds 仍然按照最初的方式運作；</w:t>
+        <w:t>1. Seventeen years in, and Lauf Gravel Worlds presented by GOODLIFE Nutrition still runs the same way that it started；</w:t>
       </w:r>
     </w:p>
     <w:p>
@@ -2072,7 +2072,7 @@
           <w:color w:val="333333"/>
           <w:sz w:val="19"/>
         </w:rPr>
-        <w:t>2. 這是內布拉斯加州的一個小城市，全力以赴一周，；</w:t>
+        <w:t>2. Its a small Nebraska city that goes all-in for a week,；</w:t>
       </w:r>
     </w:p>
     <w:p>
@@ -2088,7 +2088,7 @@
           <w:color w:val="333333"/>
           <w:sz w:val="19"/>
         </w:rPr>
-        <w:t>3. 賽後週來了…。</w:t>
+        <w:t>3. The post Race Week Is Here。</w:t>
       </w:r>
     </w:p>
     <w:p>
@@ -2162,7 +2162,7 @@
           <w:color w:val="333333"/>
           <w:sz w:val="19"/>
         </w:rPr>
-        <w:t>1. 許多運動員低估了 HYROX 的耐力成分；</w:t>
+        <w:t>1. Many athletes underestimate the endurance component of HYROX；</w:t>
       </w:r>
     </w:p>
     <w:p>
@@ -2178,7 +2178,7 @@
           <w:color w:val="333333"/>
           <w:sz w:val="19"/>
         </w:rPr>
-        <w:t>2. 這就是為什麼這是一個錯誤以及如何在訓練中取得正確的平衡；</w:t>
+        <w:t>2. Here’s why that’s a mistake and how to strike the right balance in training；</w:t>
       </w:r>
     </w:p>
     <w:p>
@@ -2194,7 +2194,22 @@
           <w:color w:val="333333"/>
           <w:sz w:val="19"/>
         </w:rPr>
-        <w:t>3. 不要被雪橇愚弄了：HYROX 比賽就結束了…。</w:t>
+        <w:t>3. The post Don’t Be Fooled by the Sled: A HYROX Race Is an End。</w:t>
+      </w:r>
+    </w:p>
+    <w:p>
+      <w:pPr>
+        <w:keepNext/>
+        <w:spacing w:before="320" w:after="160"/>
+      </w:pPr>
+      <w:r>
+        <w:rPr>
+          <w:rFonts w:ascii="Calibri" w:hAnsi="Calibri" w:eastAsia="Microsoft JhengHei"/>
+          <w:b/>
+          <w:color w:val="1F4D78"/>
+          <w:sz w:val="30"/>
+        </w:rPr>
+        <w:t>補給與恢復 (Fueling &amp; Recovery)</w:t>
       </w:r>
     </w:p>
     <w:p>
@@ -2209,7 +2224,7 @@
           <w:color w:val="595959"/>
           <w:sz w:val="19"/>
         </w:rPr>
-        <w:t xml:space="preserve">【Triathlete Magazine | 2026-08-17】 </w:t>
+        <w:t xml:space="preserve">【Slowtwitch | 2026-08-23】 </w:t>
       </w:r>
       <w:hyperlink w:rId="rId31">
         <w:r>
@@ -2220,7 +2235,7 @@
             <w:rFonts w:ascii="Calibri" w:hAnsi="Calibri" w:eastAsia="Microsoft JhengHei"/>
             <w:sz w:val="22"/>
           </w:rPr>
-          <w:t>Julie Derron 在 T100 巡迴賽中贏得杆位並贏得溫哥華大師賽冠軍</w:t>
+          <w:t>照片完成：Geerike Schreurs 奪得 2026 年碎石世界冠軍</w:t>
         </w:r>
       </w:hyperlink>
     </w:p>
@@ -2237,7 +2252,7 @@
           <w:color w:val="777777"/>
           <w:sz w:val="17"/>
         </w:rPr>
-        <w:t>原名: Julie Derron Takes Pole Position in T100 Tour With Vancouver Masterclass Win</w:t>
+        <w:t>原名: Photo Finish: Geerike Schreurs Snatches Gravel Worlds 2026 Win</w:t>
       </w:r>
     </w:p>
     <w:p>
@@ -2268,7 +2283,7 @@
           <w:color w:val="333333"/>
           <w:sz w:val="19"/>
         </w:rPr>
-        <w:t>1. 在女子 T100 世界巡迴賽的第三場比賽中，朱莉·德隆 (Julie Derron) 的表現堪稱完美，輕鬆擊敗了歸來的凱特·沃 (Kate Waugh)；</w:t>
+        <w:t>1. The two gravel stars reversed the finishing order from a year ago；</w:t>
       </w:r>
     </w:p>
     <w:p>
@@ -2284,7 +2299,7 @@
           <w:color w:val="333333"/>
           <w:sz w:val="19"/>
         </w:rPr>
-        <w:t>2. 閱讀 Julie Derron Takes Pole 的完整文章；</w:t>
+        <w:t>2. The post Photo Finish: Geerike Schreurs Snatches Gravel Worlds 2026 Win first appeared on Slowtwitch News；</w:t>
       </w:r>
     </w:p>
     <w:p>
@@ -2301,21 +2316,6 @@
           <w:sz w:val="19"/>
         </w:rPr>
         <w:t>3. 提供鐵人三項選手在實務備賽、運動防傷與體能恢復上的具體應用指導。。</w:t>
-      </w:r>
-    </w:p>
-    <w:p>
-      <w:pPr>
-        <w:keepNext/>
-        <w:spacing w:before="320" w:after="160"/>
-      </w:pPr>
-      <w:r>
-        <w:rPr>
-          <w:rFonts w:ascii="Calibri" w:hAnsi="Calibri" w:eastAsia="Microsoft JhengHei"/>
-          <w:b/>
-          <w:color w:val="1F4D78"/>
-          <w:sz w:val="30"/>
-        </w:rPr>
-        <w:t>補給與恢復 (Fueling &amp; Recovery)</w:t>
       </w:r>
     </w:p>
     <w:p>
@@ -2341,112 +2341,6 @@
             <w:rFonts w:ascii="Calibri" w:hAnsi="Calibri" w:eastAsia="Microsoft JhengHei"/>
             <w:sz w:val="22"/>
           </w:rPr>
-          <w:t>照片完成：Geerike Schreurs 奪得 2026 年碎石世界冠軍</w:t>
-        </w:r>
-      </w:hyperlink>
-    </w:p>
-    <w:p>
-      <w:pPr>
-        <w:spacing w:after="40"/>
-        <w:ind w:left="360"/>
-      </w:pPr>
-      <w:r>
-        <w:rPr>
-          <w:rFonts w:ascii="Calibri" w:hAnsi="Calibri" w:eastAsia="Microsoft JhengHei"/>
-          <w:b w:val="0"/>
-          <w:i/>
-          <w:color w:val="777777"/>
-          <w:sz w:val="17"/>
-        </w:rPr>
-        <w:t>原名: Photo Finish: Geerike Schreurs Snatches Gravel Worlds 2026 Win</w:t>
-      </w:r>
-    </w:p>
-    <w:p>
-      <w:pPr>
-        <w:spacing w:after="40"/>
-        <w:ind w:left="360"/>
-      </w:pPr>
-      <w:r>
-        <w:rPr>
-          <w:rFonts w:ascii="Calibri" w:hAnsi="Calibri" w:eastAsia="Microsoft JhengHei"/>
-          <w:b/>
-          <w:color w:val="1F4D78"/>
-          <w:sz w:val="19"/>
-        </w:rPr>
-        <w:t>💡 【繁體中文 3 大重點摘要】：</w:t>
-      </w:r>
-    </w:p>
-    <w:p>
-      <w:pPr>
-        <w:pStyle w:val="ListBullet"/>
-        <w:spacing w:after="40"/>
-        <w:ind w:left="576"/>
-      </w:pPr>
-      <w:r>
-        <w:rPr>
-          <w:rFonts w:ascii="Calibri" w:hAnsi="Calibri" w:eastAsia="Microsoft JhengHei"/>
-          <w:b w:val="0"/>
-          <w:color w:val="333333"/>
-          <w:sz w:val="19"/>
-        </w:rPr>
-        <w:t>1. 兩顆礫石星顛倒了一年前的完成順序；</w:t>
-      </w:r>
-    </w:p>
-    <w:p>
-      <w:pPr>
-        <w:pStyle w:val="ListBullet"/>
-        <w:spacing w:after="40"/>
-        <w:ind w:left="576"/>
-      </w:pPr>
-      <w:r>
-        <w:rPr>
-          <w:rFonts w:ascii="Calibri" w:hAnsi="Calibri" w:eastAsia="Microsoft JhengHei"/>
-          <w:b w:val="0"/>
-          <w:color w:val="333333"/>
-          <w:sz w:val="19"/>
-        </w:rPr>
-        <w:t>2. 照片完成：Geerike Schreurs 贏得 2026 年礫石世界冠軍的貼文首先出現在 Slowtwitch News 上；</w:t>
-      </w:r>
-    </w:p>
-    <w:p>
-      <w:pPr>
-        <w:pStyle w:val="ListBullet"/>
-        <w:spacing w:after="40"/>
-        <w:ind w:left="576"/>
-      </w:pPr>
-      <w:r>
-        <w:rPr>
-          <w:rFonts w:ascii="Calibri" w:hAnsi="Calibri" w:eastAsia="Microsoft JhengHei"/>
-          <w:b w:val="0"/>
-          <w:color w:val="333333"/>
-          <w:sz w:val="19"/>
-        </w:rPr>
-        <w:t>3. 提供鐵人三項選手在實務備賽、運動防傷與體能恢復上的具體應用指導。。</w:t>
-      </w:r>
-    </w:p>
-    <w:p>
-      <w:pPr>
-        <w:keepNext/>
-        <w:spacing w:before="160" w:after="40"/>
-      </w:pPr>
-      <w:r>
-        <w:rPr>
-          <w:rFonts w:ascii="Calibri" w:hAnsi="Calibri" w:eastAsia="Microsoft JhengHei"/>
-          <w:b/>
-          <w:color w:val="595959"/>
-          <w:sz w:val="19"/>
-        </w:rPr>
-        <w:t xml:space="preserve">【Slowtwitch | 2026-08-23】 </w:t>
-      </w:r>
-      <w:hyperlink w:rId="rId33">
-        <w:r>
-          <w:rPr>
-            <w:color w:val="1F4D78"/>
-            <w:u w:val="single"/>
-            <w:b/>
-            <w:rFonts w:ascii="Calibri" w:hAnsi="Calibri" w:eastAsia="Microsoft JhengHei"/>
-            <w:sz w:val="22"/>
-          </w:rPr>
           <w:t>托比昂·羅伊德 (Torbjørn Røed) 衝刺礫石世界賽創紀錄，領先基根·斯文森 (Keegan Swenson) 獲勝</w:t>
         </w:r>
       </w:hyperlink>
@@ -2495,7 +2389,7 @@
           <w:color w:val="333333"/>
           <w:sz w:val="19"/>
         </w:rPr>
-        <w:t>1. 今天在內布拉斯加州林肯市，只有一粒 MMR 度過了超快的一天；</w:t>
+        <w:t>1. Only one MMR made for a super-fast day in Lincoln, Nebraska today；</w:t>
       </w:r>
     </w:p>
     <w:p>
@@ -2511,7 +2405,7 @@
           <w:color w:val="333333"/>
           <w:sz w:val="19"/>
         </w:rPr>
-        <w:t>2. 這篇文章在 Gravel Worlds 創下紀錄的一天中，Torbjørn Røed Sprint 領先 Keegan Swenson 首次出現在 Slowtwi 上…；</w:t>
+        <w:t>2. The post A Record-Setting Day At Gravel Worlds Sees Torbjørn Røed Sprint to the Win Ahead of Keegan Swenson first appeared on Slowtwi；</w:t>
       </w:r>
     </w:p>
     <w:p>
@@ -2544,7 +2438,7 @@
         </w:rPr>
         <w:t xml:space="preserve">【Slowtwitch | 2026-08-22】 </w:t>
       </w:r>
-      <w:hyperlink w:rId="rId34">
+      <w:hyperlink w:rId="rId33">
         <w:r>
           <w:rPr>
             <w:color w:val="1F4D78"/>
@@ -2650,7 +2544,7 @@
         </w:rPr>
         <w:t xml:space="preserve">【220 Triathlon | 2026-08-22】 </w:t>
       </w:r>
-      <w:hyperlink w:rId="rId35">
+      <w:hyperlink w:rId="rId34">
         <w:r>
           <w:rPr>
             <w:color w:val="1F4D78"/>
@@ -2756,7 +2650,7 @@
         </w:rPr>
         <w:t xml:space="preserve">【Slowtwitch | 2026-08-22】 </w:t>
       </w:r>
-      <w:hyperlink w:rId="rId36">
+      <w:hyperlink w:rId="rId35">
         <w:r>
           <w:rPr>
             <w:color w:val="1F4D78"/>
@@ -2813,7 +2707,7 @@
           <w:color w:val="333333"/>
           <w:sz w:val="19"/>
         </w:rPr>
-        <w:t>1. 節省的每一瓦特都至關重要，可節省 15 萬美元；</w:t>
+        <w:t>1. With US$150,000 on the line, every saved watt counts；</w:t>
       </w:r>
     </w:p>
     <w:p>
@@ -2829,7 +2723,7 @@
           <w:color w:val="333333"/>
           <w:sz w:val="19"/>
         </w:rPr>
-        <w:t>2. 這就是為什麼在明天的 Gravel Worlds 特色比賽中，150 英里賽場上職業選手都看到了…；</w:t>
+        <w:t>2. Which is why, when it comes to tomorrows Gravel Worlds feature race  the 150 mile  were seeing the pros；</w:t>
       </w:r>
     </w:p>
     <w:p>
@@ -2845,7 +2739,7 @@
           <w:color w:val="333333"/>
           <w:sz w:val="19"/>
         </w:rPr>
-        <w:t>3. 礫石世界科技後：機器。</w:t>
+        <w:t>3. The post Gravel Worlds Tech: The Machin。</w:t>
       </w:r>
     </w:p>
     <w:p>
@@ -2862,7 +2756,7 @@
         </w:rPr>
         <w:t xml:space="preserve">【220 Triathlon | 2026-08-21】 </w:t>
       </w:r>
-      <w:hyperlink w:rId="rId37">
+      <w:hyperlink w:rId="rId36">
         <w:r>
           <w:rPr>
             <w:color w:val="1F4D78"/>
@@ -2936,6 +2830,112 @@
           <w:sz w:val="19"/>
         </w:rPr>
         <w:t>2. 這是你需要做的；</w:t>
+      </w:r>
+    </w:p>
+    <w:p>
+      <w:pPr>
+        <w:pStyle w:val="ListBullet"/>
+        <w:spacing w:after="40"/>
+        <w:ind w:left="576"/>
+      </w:pPr>
+      <w:r>
+        <w:rPr>
+          <w:rFonts w:ascii="Calibri" w:hAnsi="Calibri" w:eastAsia="Microsoft JhengHei"/>
+          <w:b w:val="0"/>
+          <w:color w:val="333333"/>
+          <w:sz w:val="19"/>
+        </w:rPr>
+        <w:t>3. 提供鐵人三項選手在實務備賽、運動防傷與體能恢復上的具體應用指導。。</w:t>
+      </w:r>
+    </w:p>
+    <w:p>
+      <w:pPr>
+        <w:keepNext/>
+        <w:spacing w:before="160" w:after="40"/>
+      </w:pPr>
+      <w:r>
+        <w:rPr>
+          <w:rFonts w:ascii="Calibri" w:hAnsi="Calibri" w:eastAsia="Microsoft JhengHei"/>
+          <w:b/>
+          <w:color w:val="595959"/>
+          <w:sz w:val="19"/>
+        </w:rPr>
+        <w:t xml:space="preserve">【Slowtwitch | 2026-08-20】 </w:t>
+      </w:r>
+      <w:hyperlink w:rId="rId37">
+        <w:r>
+          <w:rPr>
+            <w:color w:val="1F4D78"/>
+            <w:u w:val="single"/>
+            <w:b/>
+            <w:rFonts w:ascii="Calibri" w:hAnsi="Calibri" w:eastAsia="Microsoft JhengHei"/>
+            <w:sz w:val="22"/>
+          </w:rPr>
+          <w:t>建造礫石世界：國內最雄心勃勃的礫石週末</w:t>
+        </w:r>
+      </w:hyperlink>
+    </w:p>
+    <w:p>
+      <w:pPr>
+        <w:spacing w:after="40"/>
+        <w:ind w:left="360"/>
+      </w:pPr>
+      <w:r>
+        <w:rPr>
+          <w:rFonts w:ascii="Calibri" w:hAnsi="Calibri" w:eastAsia="Microsoft JhengHei"/>
+          <w:b w:val="0"/>
+          <w:i/>
+          <w:color w:val="777777"/>
+          <w:sz w:val="17"/>
+        </w:rPr>
+        <w:t>原名: Building Gravel Worlds: Inside the Country’s Most Ambitious Gravel Weekend</w:t>
+      </w:r>
+    </w:p>
+    <w:p>
+      <w:pPr>
+        <w:spacing w:after="40"/>
+        <w:ind w:left="360"/>
+      </w:pPr>
+      <w:r>
+        <w:rPr>
+          <w:rFonts w:ascii="Calibri" w:hAnsi="Calibri" w:eastAsia="Microsoft JhengHei"/>
+          <w:b/>
+          <w:color w:val="1F4D78"/>
+          <w:sz w:val="19"/>
+        </w:rPr>
+        <w:t>💡 【繁體中文 3 大重點摘要】：</w:t>
+      </w:r>
+    </w:p>
+    <w:p>
+      <w:pPr>
+        <w:pStyle w:val="ListBullet"/>
+        <w:spacing w:after="40"/>
+        <w:ind w:left="576"/>
+      </w:pPr>
+      <w:r>
+        <w:rPr>
+          <w:rFonts w:ascii="Calibri" w:hAnsi="Calibri" w:eastAsia="Microsoft JhengHei"/>
+          <w:b w:val="0"/>
+          <w:color w:val="333333"/>
+          <w:sz w:val="19"/>
+        </w:rPr>
+        <w:t>1. A busy weekend with 13 different races offers more than a few logistical challenges；</w:t>
+      </w:r>
+    </w:p>
+    <w:p>
+      <w:pPr>
+        <w:pStyle w:val="ListBullet"/>
+        <w:spacing w:after="40"/>
+        <w:ind w:left="576"/>
+      </w:pPr>
+      <w:r>
+        <w:rPr>
+          <w:rFonts w:ascii="Calibri" w:hAnsi="Calibri" w:eastAsia="Microsoft JhengHei"/>
+          <w:b w:val="0"/>
+          <w:color w:val="333333"/>
+          <w:sz w:val="19"/>
+        </w:rPr>
+        <w:t>2. The post Building Gravel Worlds: Inside the Country’s Most Ambitious Gravel Weekend first appeared on Slowtwitch New；</w:t>
       </w:r>
     </w:p>
     <w:p>
@@ -2977,112 +2977,6 @@
             <w:rFonts w:ascii="Calibri" w:hAnsi="Calibri" w:eastAsia="Microsoft JhengHei"/>
             <w:sz w:val="22"/>
           </w:rPr>
-          <w:t>建造礫石世界：國內最雄心勃勃的礫石週末</w:t>
-        </w:r>
-      </w:hyperlink>
-    </w:p>
-    <w:p>
-      <w:pPr>
-        <w:spacing w:after="40"/>
-        <w:ind w:left="360"/>
-      </w:pPr>
-      <w:r>
-        <w:rPr>
-          <w:rFonts w:ascii="Calibri" w:hAnsi="Calibri" w:eastAsia="Microsoft JhengHei"/>
-          <w:b w:val="0"/>
-          <w:i/>
-          <w:color w:val="777777"/>
-          <w:sz w:val="17"/>
-        </w:rPr>
-        <w:t>原名: Building Gravel Worlds: Inside the Country’s Most Ambitious Gravel Weekend</w:t>
-      </w:r>
-    </w:p>
-    <w:p>
-      <w:pPr>
-        <w:spacing w:after="40"/>
-        <w:ind w:left="360"/>
-      </w:pPr>
-      <w:r>
-        <w:rPr>
-          <w:rFonts w:ascii="Calibri" w:hAnsi="Calibri" w:eastAsia="Microsoft JhengHei"/>
-          <w:b/>
-          <w:color w:val="1F4D78"/>
-          <w:sz w:val="19"/>
-        </w:rPr>
-        <w:t>💡 【繁體中文 3 大重點摘要】：</w:t>
-      </w:r>
-    </w:p>
-    <w:p>
-      <w:pPr>
-        <w:pStyle w:val="ListBullet"/>
-        <w:spacing w:after="40"/>
-        <w:ind w:left="576"/>
-      </w:pPr>
-      <w:r>
-        <w:rPr>
-          <w:rFonts w:ascii="Calibri" w:hAnsi="Calibri" w:eastAsia="Microsoft JhengHei"/>
-          <w:b w:val="0"/>
-          <w:color w:val="333333"/>
-          <w:sz w:val="19"/>
-        </w:rPr>
-        <w:t>1. 繁忙的周末有 13 場不同的比賽，這給後勤工作帶來了許多挑戰；</w:t>
-      </w:r>
-    </w:p>
-    <w:p>
-      <w:pPr>
-        <w:pStyle w:val="ListBullet"/>
-        <w:spacing w:after="40"/>
-        <w:ind w:left="576"/>
-      </w:pPr>
-      <w:r>
-        <w:rPr>
-          <w:rFonts w:ascii="Calibri" w:hAnsi="Calibri" w:eastAsia="Microsoft JhengHei"/>
-          <w:b w:val="0"/>
-          <w:color w:val="333333"/>
-          <w:sz w:val="19"/>
-        </w:rPr>
-        <w:t>2. 貼文《建造礫石世界：國內最雄心勃勃的礫石週末》首次出現在 Slowtwitch New 上…；</w:t>
-      </w:r>
-    </w:p>
-    <w:p>
-      <w:pPr>
-        <w:pStyle w:val="ListBullet"/>
-        <w:spacing w:after="40"/>
-        <w:ind w:left="576"/>
-      </w:pPr>
-      <w:r>
-        <w:rPr>
-          <w:rFonts w:ascii="Calibri" w:hAnsi="Calibri" w:eastAsia="Microsoft JhengHei"/>
-          <w:b w:val="0"/>
-          <w:color w:val="333333"/>
-          <w:sz w:val="19"/>
-        </w:rPr>
-        <w:t>3. 提供鐵人三項選手在實務備賽、運動防傷與體能恢復上的具體應用指導。。</w:t>
-      </w:r>
-    </w:p>
-    <w:p>
-      <w:pPr>
-        <w:keepNext/>
-        <w:spacing w:before="160" w:after="40"/>
-      </w:pPr>
-      <w:r>
-        <w:rPr>
-          <w:rFonts w:ascii="Calibri" w:hAnsi="Calibri" w:eastAsia="Microsoft JhengHei"/>
-          <w:b/>
-          <w:color w:val="595959"/>
-          <w:sz w:val="19"/>
-        </w:rPr>
-        <w:t xml:space="preserve">【Slowtwitch | 2026-08-20】 </w:t>
-      </w:r>
-      <w:hyperlink w:rId="rId39">
-        <w:r>
-          <w:rPr>
-            <w:color w:val="1F4D78"/>
-            <w:u w:val="single"/>
-            <w:b/>
-            <w:rFonts w:ascii="Calibri" w:hAnsi="Calibri" w:eastAsia="Microsoft JhengHei"/>
-            <w:sz w:val="22"/>
-          </w:rPr>
           <w:t>公路賽車可以教導鐵人三項運動員什麼——以及為什麼你應該嘗試它</w:t>
         </w:r>
       </w:hyperlink>
@@ -3131,7 +3025,7 @@
           <w:color w:val="333333"/>
           <w:sz w:val="19"/>
         </w:rPr>
-        <w:t>1. 受到環法自行車賽的啟發嗎；</w:t>
+        <w:t>1. Feeling inspired by the Tour de France；</w:t>
       </w:r>
     </w:p>
     <w:p>
@@ -3147,7 +3041,7 @@
           <w:color w:val="333333"/>
           <w:sz w:val="19"/>
         </w:rPr>
-        <w:t>2. 也許是時候你固定一個號碼並加入這群人了；</w:t>
+        <w:t>2. Maybe it’s time you pinned on a number and joined the bunch；</w:t>
       </w:r>
     </w:p>
     <w:p>
@@ -3163,7 +3057,7 @@
           <w:color w:val="333333"/>
           <w:sz w:val="19"/>
         </w:rPr>
-        <w:t>3. 公路賽車可以教鐵人三項運動員什麼以及為什麼你應該嘗試它的帖子首次出現在 Slowtwi 上。</w:t>
+        <w:t>3. The post What Road Racing Can Teach Triathletes—and Why You Should Try It first appeared on Slowtwi。</w:t>
       </w:r>
     </w:p>
     <w:p>
@@ -3180,7 +3074,7 @@
         </w:rPr>
         <w:t xml:space="preserve">【220 Triathlon | 2026-08-19】 </w:t>
       </w:r>
-      <w:hyperlink w:rId="rId40">
+      <w:hyperlink w:rId="rId39">
         <w:r>
           <w:rPr>
             <w:color w:val="1F4D78"/>
@@ -3286,7 +3180,7 @@
         </w:rPr>
         <w:t xml:space="preserve">【Triathlete Magazine | 2026-08-19】 </w:t>
       </w:r>
-      <w:hyperlink w:rId="rId41">
+      <w:hyperlink w:rId="rId40">
         <w:r>
           <w:rPr>
             <w:color w:val="1F4D78"/>
@@ -3343,7 +3237,7 @@
           <w:color w:val="333333"/>
           <w:sz w:val="19"/>
         </w:rPr>
-        <w:t>1. 當汞升高時，您的腸道功能會改變；</w:t>
+        <w:t>1. When the mercury rises, your gut function changes；</w:t>
       </w:r>
     </w:p>
     <w:p>
@@ -3359,7 +3253,113 @@
           <w:color w:val="333333"/>
           <w:sz w:val="19"/>
         </w:rPr>
-        <w:t>2. 了解為什麼熱應激會破壞您的補充能量策略，以及如何調整您的水分、電解質和節奏以保持強勁；</w:t>
+        <w:t>2. Learn why heat stress derails your fueling strategy and how to adjust your hydration, electrolytes, and pacing to finish strong；</w:t>
+      </w:r>
+    </w:p>
+    <w:p>
+      <w:pPr>
+        <w:pStyle w:val="ListBullet"/>
+        <w:spacing w:after="40"/>
+        <w:ind w:left="576"/>
+      </w:pPr>
+      <w:r>
+        <w:rPr>
+          <w:rFonts w:ascii="Calibri" w:hAnsi="Calibri" w:eastAsia="Microsoft JhengHei"/>
+          <w:b w:val="0"/>
+          <w:color w:val="333333"/>
+          <w:sz w:val="19"/>
+        </w:rPr>
+        <w:t>3. Read the full articl。</w:t>
+      </w:r>
+    </w:p>
+    <w:p>
+      <w:pPr>
+        <w:keepNext/>
+        <w:spacing w:before="160" w:after="40"/>
+      </w:pPr>
+      <w:r>
+        <w:rPr>
+          <w:rFonts w:ascii="Calibri" w:hAnsi="Calibri" w:eastAsia="Microsoft JhengHei"/>
+          <w:b/>
+          <w:color w:val="595959"/>
+          <w:sz w:val="19"/>
+        </w:rPr>
+        <w:t xml:space="preserve">【220 Triathlon | 2026-08-19】 </w:t>
+      </w:r>
+      <w:hyperlink w:rId="rId41">
+        <w:r>
+          <w:rPr>
+            <w:color w:val="1F4D78"/>
+            <w:u w:val="single"/>
+            <w:b/>
+            <w:rFonts w:ascii="Calibri" w:hAnsi="Calibri" w:eastAsia="Microsoft JhengHei"/>
+            <w:sz w:val="22"/>
+          </w:rPr>
+          <w:t>免費 12 週鐵人三項訓練計畫：完善您的長距離比賽建造階段</w:t>
+        </w:r>
+      </w:hyperlink>
+    </w:p>
+    <w:p>
+      <w:pPr>
+        <w:spacing w:after="40"/>
+        <w:ind w:left="360"/>
+      </w:pPr>
+      <w:r>
+        <w:rPr>
+          <w:rFonts w:ascii="Calibri" w:hAnsi="Calibri" w:eastAsia="Microsoft JhengHei"/>
+          <w:b w:val="0"/>
+          <w:i/>
+          <w:color w:val="777777"/>
+          <w:sz w:val="17"/>
+        </w:rPr>
+        <w:t>原名: Free 12-week Ironman triathlon training plan: Perfect your build phase for long-distance racing</w:t>
+      </w:r>
+    </w:p>
+    <w:p>
+      <w:pPr>
+        <w:spacing w:after="40"/>
+        <w:ind w:left="360"/>
+      </w:pPr>
+      <w:r>
+        <w:rPr>
+          <w:rFonts w:ascii="Calibri" w:hAnsi="Calibri" w:eastAsia="Microsoft JhengHei"/>
+          <w:b/>
+          <w:color w:val="1F4D78"/>
+          <w:sz w:val="19"/>
+        </w:rPr>
+        <w:t>💡 【繁體中文 3 大重點摘要】：</w:t>
+      </w:r>
+    </w:p>
+    <w:p>
+      <w:pPr>
+        <w:pStyle w:val="ListBullet"/>
+        <w:spacing w:after="40"/>
+        <w:ind w:left="576"/>
+      </w:pPr>
+      <w:r>
+        <w:rPr>
+          <w:rFonts w:ascii="Calibri" w:hAnsi="Calibri" w:eastAsia="Microsoft JhengHei"/>
+          <w:b w:val="0"/>
+          <w:color w:val="333333"/>
+          <w:sz w:val="19"/>
+        </w:rPr>
+        <w:t>1. 遵循專家教練 Dermott Hayes 編寫的三個月訓練計劃，增加您的 Ironman 訓練距離和強度；</w:t>
+      </w:r>
+    </w:p>
+    <w:p>
+      <w:pPr>
+        <w:pStyle w:val="ListBullet"/>
+        <w:spacing w:after="40"/>
+        <w:ind w:left="576"/>
+      </w:pPr>
+      <w:r>
+        <w:rPr>
+          <w:rFonts w:ascii="Calibri" w:hAnsi="Calibri" w:eastAsia="Microsoft JhengHei"/>
+          <w:b w:val="0"/>
+          <w:color w:val="333333"/>
+          <w:sz w:val="19"/>
+        </w:rPr>
+        <w:t>2. 分析來自 220 Triathlon 針對 補給與恢復 (Fueling &amp; Recovery) 項目的關鍵訓練與器材建議。；</w:t>
       </w:r>
     </w:p>
     <w:p>
@@ -3401,112 +3401,6 @@
             <w:rFonts w:ascii="Calibri" w:hAnsi="Calibri" w:eastAsia="Microsoft JhengHei"/>
             <w:sz w:val="22"/>
           </w:rPr>
-          <w:t>免費 12 週鐵人三項訓練計畫：完善您的長距離比賽建造階段</w:t>
-        </w:r>
-      </w:hyperlink>
-    </w:p>
-    <w:p>
-      <w:pPr>
-        <w:spacing w:after="40"/>
-        <w:ind w:left="360"/>
-      </w:pPr>
-      <w:r>
-        <w:rPr>
-          <w:rFonts w:ascii="Calibri" w:hAnsi="Calibri" w:eastAsia="Microsoft JhengHei"/>
-          <w:b w:val="0"/>
-          <w:i/>
-          <w:color w:val="777777"/>
-          <w:sz w:val="17"/>
-        </w:rPr>
-        <w:t>原名: Free 12-week Ironman triathlon training plan: Perfect your build phase for long-distance racing</w:t>
-      </w:r>
-    </w:p>
-    <w:p>
-      <w:pPr>
-        <w:spacing w:after="40"/>
-        <w:ind w:left="360"/>
-      </w:pPr>
-      <w:r>
-        <w:rPr>
-          <w:rFonts w:ascii="Calibri" w:hAnsi="Calibri" w:eastAsia="Microsoft JhengHei"/>
-          <w:b/>
-          <w:color w:val="1F4D78"/>
-          <w:sz w:val="19"/>
-        </w:rPr>
-        <w:t>💡 【繁體中文 3 大重點摘要】：</w:t>
-      </w:r>
-    </w:p>
-    <w:p>
-      <w:pPr>
-        <w:pStyle w:val="ListBullet"/>
-        <w:spacing w:after="40"/>
-        <w:ind w:left="576"/>
-      </w:pPr>
-      <w:r>
-        <w:rPr>
-          <w:rFonts w:ascii="Calibri" w:hAnsi="Calibri" w:eastAsia="Microsoft JhengHei"/>
-          <w:b w:val="0"/>
-          <w:color w:val="333333"/>
-          <w:sz w:val="19"/>
-        </w:rPr>
-        <w:t>1. 遵循專家教練 Dermott Hayes 編寫的三個月訓練計劃，增加您的 Ironman 訓練距離和強度；</w:t>
-      </w:r>
-    </w:p>
-    <w:p>
-      <w:pPr>
-        <w:pStyle w:val="ListBullet"/>
-        <w:spacing w:after="40"/>
-        <w:ind w:left="576"/>
-      </w:pPr>
-      <w:r>
-        <w:rPr>
-          <w:rFonts w:ascii="Calibri" w:hAnsi="Calibri" w:eastAsia="Microsoft JhengHei"/>
-          <w:b w:val="0"/>
-          <w:color w:val="333333"/>
-          <w:sz w:val="19"/>
-        </w:rPr>
-        <w:t>2. 分析來自 220 Triathlon 針對 補給與恢復 (Fueling &amp; Recovery) 項目的關鍵訓練與器材建議。；</w:t>
-      </w:r>
-    </w:p>
-    <w:p>
-      <w:pPr>
-        <w:pStyle w:val="ListBullet"/>
-        <w:spacing w:after="40"/>
-        <w:ind w:left="576"/>
-      </w:pPr>
-      <w:r>
-        <w:rPr>
-          <w:rFonts w:ascii="Calibri" w:hAnsi="Calibri" w:eastAsia="Microsoft JhengHei"/>
-          <w:b w:val="0"/>
-          <w:color w:val="333333"/>
-          <w:sz w:val="19"/>
-        </w:rPr>
-        <w:t>3. 提供鐵人三項選手在實務備賽、運動防傷與體能恢復上的具體應用指導。。</w:t>
-      </w:r>
-    </w:p>
-    <w:p>
-      <w:pPr>
-        <w:keepNext/>
-        <w:spacing w:before="160" w:after="40"/>
-      </w:pPr>
-      <w:r>
-        <w:rPr>
-          <w:rFonts w:ascii="Calibri" w:hAnsi="Calibri" w:eastAsia="Microsoft JhengHei"/>
-          <w:b/>
-          <w:color w:val="595959"/>
-          <w:sz w:val="19"/>
-        </w:rPr>
-        <w:t xml:space="preserve">【220 Triathlon | 2026-08-19】 </w:t>
-      </w:r>
-      <w:hyperlink w:rId="rId43">
-        <w:r>
-          <w:rPr>
-            <w:color w:val="1F4D78"/>
-            <w:u w:val="single"/>
-            <w:b/>
-            <w:rFonts w:ascii="Calibri" w:hAnsi="Calibri" w:eastAsia="Microsoft JhengHei"/>
-            <w:sz w:val="22"/>
-          </w:rPr>
           <w:t>不要錯過在澤西島舉辦的 Supertri Pro 系列決賽。以下是觀看方法...</w:t>
         </w:r>
       </w:hyperlink>
@@ -3604,7 +3498,7 @@
         </w:rPr>
         <w:t xml:space="preserve">【Triathlete Magazine | 2026-08-19】 </w:t>
       </w:r>
-      <w:hyperlink w:rId="rId44">
+      <w:hyperlink w:rId="rId43">
         <w:r>
           <w:rPr>
             <w:color w:val="1F4D78"/>
@@ -3710,7 +3604,7 @@
         </w:rPr>
         <w:t xml:space="preserve">【Triathlete Magazine | 2026-08-18】 </w:t>
       </w:r>
-      <w:hyperlink w:rId="rId45">
+      <w:hyperlink w:rId="rId44">
         <w:r>
           <w:rPr>
             <w:color w:val="1F4D78"/>
@@ -3767,7 +3661,7 @@
           <w:color w:val="333333"/>
           <w:sz w:val="19"/>
         </w:rPr>
-        <w:t>1. 2026 年鐵人三項世界錦標賽首發名單中有七位前世界冠軍，以及過去四年中所有登上頒獎台的選手（只有一位例外）；</w:t>
+        <w:t>1. The 2026 Ironman World Championship start list boasts seven former world champions, and every podium finisher from the last four years (with only one exception)；</w:t>
       </w:r>
     </w:p>
     <w:p>
@@ -3783,7 +3677,7 @@
           <w:color w:val="333333"/>
           <w:sz w:val="19"/>
         </w:rPr>
-        <w:t>2. 20 點閱讀全文；</w:t>
+        <w:t>2. Buckle up；</w:t>
       </w:r>
     </w:p>
     <w:p>
@@ -3799,7 +3693,7 @@
           <w:color w:val="333333"/>
           <w:sz w:val="19"/>
         </w:rPr>
-        <w:t>3. 提供鐵人三項選手在實務備賽、運動防傷與體能恢復上的具體應用指導。。</w:t>
+        <w:t>3. Read the full article at 20。</w:t>
       </w:r>
     </w:p>
     <w:p>
@@ -3816,7 +3710,7 @@
         </w:rPr>
         <w:t xml:space="preserve">【TrainingPeaks Blog | 2026-08-18】 </w:t>
       </w:r>
-      <w:hyperlink w:rId="rId46">
+      <w:hyperlink w:rId="rId45">
         <w:r>
           <w:rPr>
             <w:color w:val="1F4D78"/>
@@ -3873,7 +3767,7 @@
           <w:color w:val="333333"/>
           <w:sz w:val="19"/>
         </w:rPr>
-        <w:t>1. 每位教練都收到運動員的電子郵件（以及隨之而來的恐慌；</w:t>
+        <w:t>1. Every coach has received the email (and the panic that comes with it；</w:t>
       </w:r>
     </w:p>
     <w:p>
@@ -3889,7 +3783,7 @@
           <w:color w:val="333333"/>
           <w:sz w:val="19"/>
         </w:rPr>
-        <w:t>2. 這就是為什麼這是正常的以及如何將時間重新投入到您的業務中；</w:t>
+        <w:t>2. ) from an athlete giving their notice；</w:t>
       </w:r>
     </w:p>
     <w:p>
@@ -3905,219 +3799,7 @@
           <w:color w:val="333333"/>
           <w:sz w:val="19"/>
         </w:rPr>
-        <w:t>3. 提供鐵人三項選手在實務備賽、運動防傷與體能恢復上的具體應用指導。。</w:t>
-      </w:r>
-    </w:p>
-    <w:p>
-      <w:pPr>
-        <w:keepNext/>
-        <w:spacing w:before="160" w:after="40"/>
-      </w:pPr>
-      <w:r>
-        <w:rPr>
-          <w:rFonts w:ascii="Calibri" w:hAnsi="Calibri" w:eastAsia="Microsoft JhengHei"/>
-          <w:b/>
-          <w:color w:val="595959"/>
-          <w:sz w:val="19"/>
-        </w:rPr>
-        <w:t xml:space="preserve">【TrainingPeaks Blog | 2026-08-17】 </w:t>
-      </w:r>
-      <w:hyperlink w:rId="rId47">
-        <w:r>
-          <w:rPr>
-            <w:color w:val="1F4D78"/>
-            <w:u w:val="single"/>
-            <w:b/>
-            <w:rFonts w:ascii="Calibri" w:hAnsi="Calibri" w:eastAsia="Microsoft JhengHei"/>
-            <w:sz w:val="22"/>
-          </w:rPr>
-          <w:t>自行車教練收費多少？為您的培訓計畫定價</w:t>
-        </w:r>
-      </w:hyperlink>
-    </w:p>
-    <w:p>
-      <w:pPr>
-        <w:spacing w:after="40"/>
-        <w:ind w:left="360"/>
-      </w:pPr>
-      <w:r>
-        <w:rPr>
-          <w:rFonts w:ascii="Calibri" w:hAnsi="Calibri" w:eastAsia="Microsoft JhengHei"/>
-          <w:b w:val="0"/>
-          <w:i/>
-          <w:color w:val="777777"/>
-          <w:sz w:val="17"/>
-        </w:rPr>
-        <w:t>原名: How Much Do Cycling Coaches Charge? Pricing Your Training Plans</w:t>
-      </w:r>
-    </w:p>
-    <w:p>
-      <w:pPr>
-        <w:spacing w:after="40"/>
-        <w:ind w:left="360"/>
-      </w:pPr>
-      <w:r>
-        <w:rPr>
-          <w:rFonts w:ascii="Calibri" w:hAnsi="Calibri" w:eastAsia="Microsoft JhengHei"/>
-          <w:b/>
-          <w:color w:val="1F4D78"/>
-          <w:sz w:val="19"/>
-        </w:rPr>
-        <w:t>💡 【繁體中文 3 大重點摘要】：</w:t>
-      </w:r>
-    </w:p>
-    <w:p>
-      <w:pPr>
-        <w:pStyle w:val="ListBullet"/>
-        <w:spacing w:after="40"/>
-        <w:ind w:left="576"/>
-      </w:pPr>
-      <w:r>
-        <w:rPr>
-          <w:rFonts w:ascii="Calibri" w:hAnsi="Calibri" w:eastAsia="Microsoft JhengHei"/>
-          <w:b w:val="0"/>
-          <w:color w:val="333333"/>
-          <w:sz w:val="19"/>
-        </w:rPr>
-        <w:t>1. 身為自行車教練應該收取多少費用；</w:t>
-      </w:r>
-    </w:p>
-    <w:p>
-      <w:pPr>
-        <w:pStyle w:val="ListBullet"/>
-        <w:spacing w:after="40"/>
-        <w:ind w:left="576"/>
-      </w:pPr>
-      <w:r>
-        <w:rPr>
-          <w:rFonts w:ascii="Calibri" w:hAnsi="Calibri" w:eastAsia="Microsoft JhengHei"/>
-          <w:b w:val="0"/>
-          <w:color w:val="333333"/>
-          <w:sz w:val="19"/>
-        </w:rPr>
-        <w:t>2. 探索常見的定價模型、影響定價的因素以及如何建立可持續的教練業務；</w:t>
-      </w:r>
-    </w:p>
-    <w:p>
-      <w:pPr>
-        <w:pStyle w:val="ListBullet"/>
-        <w:spacing w:after="40"/>
-        <w:ind w:left="576"/>
-      </w:pPr>
-      <w:r>
-        <w:rPr>
-          <w:rFonts w:ascii="Calibri" w:hAnsi="Calibri" w:eastAsia="Microsoft JhengHei"/>
-          <w:b w:val="0"/>
-          <w:color w:val="333333"/>
-          <w:sz w:val="19"/>
-        </w:rPr>
-        <w:t>3. 貼文 騎自行車公司多少錢。</w:t>
-      </w:r>
-    </w:p>
-    <w:p>
-      <w:pPr>
-        <w:keepNext/>
-        <w:spacing w:before="160" w:after="40"/>
-      </w:pPr>
-      <w:r>
-        <w:rPr>
-          <w:rFonts w:ascii="Calibri" w:hAnsi="Calibri" w:eastAsia="Microsoft JhengHei"/>
-          <w:b/>
-          <w:color w:val="595959"/>
-          <w:sz w:val="19"/>
-        </w:rPr>
-        <w:t xml:space="preserve">【TrainingPeaks Blog | 2026-08-17】 </w:t>
-      </w:r>
-      <w:hyperlink w:rId="rId48">
-        <w:r>
-          <w:rPr>
-            <w:color w:val="1F4D78"/>
-            <w:u w:val="single"/>
-            <w:b/>
-            <w:rFonts w:ascii="Calibri" w:hAnsi="Calibri" w:eastAsia="Microsoft JhengHei"/>
-            <w:sz w:val="22"/>
-          </w:rPr>
-          <w:t>用於擴展您的教練業務的最佳運動員管理軟體</w:t>
-        </w:r>
-      </w:hyperlink>
-    </w:p>
-    <w:p>
-      <w:pPr>
-        <w:spacing w:after="40"/>
-        <w:ind w:left="360"/>
-      </w:pPr>
-      <w:r>
-        <w:rPr>
-          <w:rFonts w:ascii="Calibri" w:hAnsi="Calibri" w:eastAsia="Microsoft JhengHei"/>
-          <w:b w:val="0"/>
-          <w:i/>
-          <w:color w:val="777777"/>
-          <w:sz w:val="17"/>
-        </w:rPr>
-        <w:t>原名: Best Athlete Management Software for Scaling Your Coaching Business</w:t>
-      </w:r>
-    </w:p>
-    <w:p>
-      <w:pPr>
-        <w:spacing w:after="40"/>
-        <w:ind w:left="360"/>
-      </w:pPr>
-      <w:r>
-        <w:rPr>
-          <w:rFonts w:ascii="Calibri" w:hAnsi="Calibri" w:eastAsia="Microsoft JhengHei"/>
-          <w:b/>
-          <w:color w:val="1F4D78"/>
-          <w:sz w:val="19"/>
-        </w:rPr>
-        <w:t>💡 【繁體中文 3 大重點摘要】：</w:t>
-      </w:r>
-    </w:p>
-    <w:p>
-      <w:pPr>
-        <w:pStyle w:val="ListBullet"/>
-        <w:spacing w:after="40"/>
-        <w:ind w:left="576"/>
-      </w:pPr>
-      <w:r>
-        <w:rPr>
-          <w:rFonts w:ascii="Calibri" w:hAnsi="Calibri" w:eastAsia="Microsoft JhengHei"/>
-          <w:b w:val="0"/>
-          <w:color w:val="333333"/>
-          <w:sz w:val="19"/>
-        </w:rPr>
-        <w:t>1. 合適的運動員管理軟體可以幫助您花更少的時間在行政工作上，而將更多的時間花在教練上；</w:t>
-      </w:r>
-    </w:p>
-    <w:p>
-      <w:pPr>
-        <w:pStyle w:val="ListBullet"/>
-        <w:spacing w:after="40"/>
-        <w:ind w:left="576"/>
-      </w:pPr>
-      <w:r>
-        <w:rPr>
-          <w:rFonts w:ascii="Calibri" w:hAnsi="Calibri" w:eastAsia="Microsoft JhengHei"/>
-          <w:b w:val="0"/>
-          <w:color w:val="333333"/>
-          <w:sz w:val="19"/>
-        </w:rPr>
-        <w:t>2. 了解哪些功能可以簡化您的業務並支持您的發展；</w:t>
-      </w:r>
-    </w:p>
-    <w:p>
-      <w:pPr>
-        <w:pStyle w:val="ListBullet"/>
-        <w:spacing w:after="40"/>
-        <w:ind w:left="576"/>
-      </w:pPr>
-      <w:r>
-        <w:rPr>
-          <w:rFonts w:ascii="Calibri" w:hAnsi="Calibri" w:eastAsia="Microsoft JhengHei"/>
-          <w:b w:val="0"/>
-          <w:color w:val="333333"/>
-          <w:sz w:val="19"/>
-        </w:rPr>
-        <w:t>3. 提供鐵人三項選手在實務備賽、運動防傷與體能恢復上的具體應用指導。。</w:t>
+        <w:t>3. Here’s why it’s normal and how to reinvest the time into your business。</w:t>
       </w:r>
     </w:p>
     <w:p>
@@ -4520,7 +4202,7 @@
           <w:color w:val="333333"/>
           <w:sz w:val="20"/>
         </w:rPr>
-        <w:t>：1. 露絲·克羅夫特 (Ruth Croft) 和教練斯科特·約翰斯頓 (Scott Johnston) 揭示了速降訓練、負重攀爬和力量訓練如何幫助她做好衛冕 UTMB 冠軍的準備；</w:t>
+        <w:t>：1. Ruth Croft and coach Scott Johnston reveal how downhill-specific sessions, weighted climbs, and strength work are preparing her to defend her UTMB title；</w:t>
       </w:r>
     </w:p>
     <w:p>
@@ -4534,7 +4216,7 @@
           <w:color w:val="333333"/>
           <w:sz w:val="20"/>
         </w:rPr>
-        <w:t>2. 露絲·克羅夫特如何改變她的訓練的帖子；</w:t>
+        <w:t>2. The post How Ruth Croft Changed Her Training t；</w:t>
       </w:r>
     </w:p>
     <w:p>
@@ -4626,7 +4308,7 @@
           <w:color w:val="333333"/>
           <w:sz w:val="20"/>
         </w:rPr>
-        <w:t>：1. 是時候改變你對「恐懼磨坊」的看法了；</w:t>
+        <w:t>：1. It's time to flip your perspective on the "dreadmill；</w:t>
       </w:r>
     </w:p>
     <w:p>
@@ -4640,7 +4322,7 @@
           <w:color w:val="333333"/>
           <w:sz w:val="20"/>
         </w:rPr>
-        <w:t>2. 它提供舒適性、安全性、傷害預防以及提高速度的能力；</w:t>
+        <w:t>2. " It offers comfort, safety, injury prevention, and the ability to build your speed；</w:t>
       </w:r>
     </w:p>
     <w:p>
@@ -4654,7 +4336,7 @@
           <w:color w:val="333333"/>
           <w:sz w:val="20"/>
         </w:rPr>
-        <w:t>3. 閱讀全文：跑步機跑步的好處。</w:t>
+        <w:t>3. Read the full article at The Upside of Treadmill Running to I。</w:t>
       </w:r>
     </w:p>
     <w:p>
@@ -4694,7 +4376,7 @@
           <w:color w:val="333333"/>
           <w:sz w:val="20"/>
         </w:rPr>
-        <w:t>：1. 兩顆礫石星顛倒了一年前的完成順序；</w:t>
+        <w:t>：1. The two gravel stars reversed the finishing order from a year ago；</w:t>
       </w:r>
     </w:p>
     <w:p>
@@ -4708,7 +4390,7 @@
           <w:color w:val="333333"/>
           <w:sz w:val="20"/>
         </w:rPr>
-        <w:t>2. 照片完成：Geerike Schreurs 贏得 2026 年礫石世界冠軍的貼文首先出現在 Slowtwitch News 上；</w:t>
+        <w:t>2. The post Photo Finish: Geerike Schreurs Snatches Gravel Worlds 2026 Win first appeared on Slowtwitch News；</w:t>
       </w:r>
     </w:p>
     <w:p>
@@ -4747,7 +4429,7 @@
           <w:color w:val="333333"/>
           <w:sz w:val="20"/>
         </w:rPr>
-        <w:t>：1. 今天在內布拉斯加州林肯市，只有一粒 MMR 度過了超快的一天；</w:t>
+        <w:t>：1. Only one MMR made for a super-fast day in Lincoln, Nebraska today；</w:t>
       </w:r>
     </w:p>
     <w:p>
@@ -4761,7 +4443,7 @@
           <w:color w:val="333333"/>
           <w:sz w:val="20"/>
         </w:rPr>
-        <w:t>2. 這篇文章在 Gravel Worlds 創下紀錄的一天中，Torbjørn Røed Sprint 領先 Keegan Swenson 首次出現在 Slowtwi 上…；</w:t>
+        <w:t>2. The post A Record-Setting Day At Gravel Worlds Sees Torbjørn Røed Sprint to the Win Ahead of Keegan Swenson first appeared on Slowtwi；</w:t>
       </w:r>
     </w:p>
     <w:p>
@@ -4857,7 +4539,7 @@
         <w:color w:val="777777"/>
         <w:sz w:val="18"/>
       </w:rPr>
-      <w:t>W35 鐵人新知整理報告 (中文版) | 彙整日期：2026-08-23</w:t>
+      <w:t>W35 鐵人新知整理報告 (中文版) | 彙整日期：2026-08-24</w:t>
     </w:r>
   </w:p>
 </w:ftr>

--- a/outputs/weekly/2026-W35_當週鐵人新知與文章整理_中文版.docx
+++ b/outputs/weekly/2026-W35_當週鐵人新知與文章整理_中文版.docx
@@ -27,7 +27,7 @@
           <w:color w:val="555555"/>
           <w:sz w:val="19"/>
         </w:rPr>
-        <w:t>彙整時間：2026-08-24 11:31:41　｜　時間範圍：過去 7 天</w:t>
+        <w:t>彙整時間：2026-08-24 12:00:09　｜　時間範圍：過去 7 天</w:t>
         <w:br/>
         <w:t>來源網站：Slowtwitch, Triathlete, 220 Triathlon, TrainingPeaks, Joe Friel (已翻譯為繁體中文)</w:t>
       </w:r>
@@ -1357,7 +1357,7 @@
             <w:rFonts w:ascii="Calibri" w:hAnsi="Calibri" w:eastAsia="Microsoft JhengHei"/>
             <w:sz w:val="22"/>
           </w:rPr>
-          <w:t>在 IRONMAN Kalmar 與馬拉松前騎自行車跑了 21 英里的人見面</w:t>
+          <w:t>在 IRONMAN 卡爾瑪馬拉松賽前與自行車跑了 21 英里的人見面</w:t>
         </w:r>
       </w:hyperlink>
     </w:p>
@@ -3083,7 +3083,7 @@
             <w:rFonts w:ascii="Calibri" w:hAnsi="Calibri" w:eastAsia="Microsoft JhengHei"/>
             <w:sz w:val="22"/>
           </w:rPr>
-          <w:t>阿利斯泰爾布朗利 (Alistair Brownlee) 前往叢林，迎接他最新的耐力挑戰</w:t>
+          <w:t>阿利斯泰爾布朗利 (Alistair Brownlee) 前往叢林進行最新的耐力挑戰</w:t>
         </w:r>
       </w:hyperlink>
     </w:p>
